--- a/backend/app/services/templates/handover_template.docx
+++ b/backend/app/services/templates/handover_template.docx
@@ -1466,7 +1466,7 @@
                 <w:szCs w:val="20"/>
                 <w:lang w:val="en-US"/>
               </w:rPr>
-              <w:t xml:space="preserve">I will use the Equipment only for purpose for which it is intended and for the purposes (i) of the assignment specified above (ii) or, if an employee, only for the purposes of my employment with (iii) or, if a freelancer, only for the purposes of my Freelance contract with Viory; </w:t>
+              <w:t xml:space="preserve">I will use the Equipment only for purpose for which it is intended and for the purposes (i) of the assignment specified above (ii) or, if an employee, only for the purposes of my employment with (iii) or, if a freelancer, only for the purposes of my Freelance contract with {{ company_name }}; </w:t>
             </w:r>
           </w:p>
           <w:p>
@@ -1709,7 +1709,7 @@
                 <w:szCs w:val="20"/>
                 <w:lang w:val="en-US"/>
               </w:rPr>
-              <w:t xml:space="preserve">I shall return the Equipment to Assignor forthwith (i) at the end of the assignment (ii) or, if an employee, upon termination of my employment with Viory (iii) or, if a freelancer, upon termination of my Freelance contract with Viory; </w:t>
+              <w:t xml:space="preserve">I shall return the Equipment to Assignor forthwith (i) at the end of the assignment (ii) or, if an employee, upon termination of my employment with {{ company_name }} (iii) or, if a freelancer, upon termination of my Freelance contract with {{ company_name }}; </w:t>
             </w:r>
           </w:p>
           <w:p>
@@ -1736,7 +1736,7 @@
                 <w:szCs w:val="20"/>
                 <w:lang w:val="en-US"/>
               </w:rPr>
-              <w:t>I shall repair or replace, at Assignor's discretion, any Equipment which is damaged or lost and I authorize Assignor to deduct the costs of such repair or replacement from any payments due to me from Viory or, if a freelancer, from my invoice amount.</w:t>
+              <w:t>I shall repair or replace, at Assignor's discretion, any Equipment which is damaged or lost and I authorize Assignor to deduct the costs of such repair or replacement from any payments due to me from {{ company_name }} or, if a freelancer, from my invoice amount.</w:t>
             </w:r>
           </w:p>
         </w:tc>
@@ -2485,7 +2485,7 @@
               <w:sz w:val="20"/>
               <w:szCs w:val="20"/>
             </w:rPr>
-            <w:t>www.viory.video</w:t>
+            <w:t>{{ assignor_name }}</w:t>
           </w:r>
         </w:p>
       </w:tc>
@@ -2775,7 +2775,7 @@
               <w:szCs w:val="20"/>
               <w:lang w:val="it-IT"/>
             </w:rPr>
-            <w:t xml:space="preserve">Darpo </w:t>
+            <w:t xml:space="preserve">{{ assignor_name }}</w:t>
           </w:r>
           <w:r>
             <w:rPr>
@@ -2785,7 +2785,7 @@
               <w:szCs w:val="20"/>
               <w:lang w:val="it-IT"/>
             </w:rPr>
-            <w:t xml:space="preserve">Vision </w:t>
+            <w:t xml:space="preserve"/>
           </w:r>
           <w:r>
             <w:rPr>
@@ -2795,7 +2795,7 @@
               <w:szCs w:val="20"/>
               <w:lang w:val="it-IT"/>
             </w:rPr>
-            <w:t xml:space="preserve">FZ LLC </w:t>
+            <w:t xml:space="preserve"/>
           </w:r>
           <w:r>
             <w:rPr>
@@ -2805,7 +2805,7 @@
               <w:szCs w:val="20"/>
               <w:lang w:val="en-US"/>
             </w:rPr>
-            <w:t>| DBA Viory</w:t>
+            <w:t/>
           </w:r>
           <w:r>
             <w:rPr>
@@ -2825,7 +2825,7 @@
               <w:szCs w:val="20"/>
               <w:lang w:val="en-US"/>
             </w:rPr>
-            <w:t>Registration</w:t>
+            <w:t/>
           </w:r>
           <w:r>
             <w:rPr>
@@ -2835,7 +2835,7 @@
               <w:szCs w:val="20"/>
               <w:lang w:val="en-US"/>
             </w:rPr>
-            <w:t xml:space="preserve"> No.</w:t>
+            <w:t xml:space="preserve"/>
           </w:r>
           <w:r>
             <w:rPr>
@@ -2845,7 +2845,7 @@
               <w:szCs w:val="20"/>
               <w:lang w:val="en-US"/>
             </w:rPr>
-            <w:t>:</w:t>
+            <w:t/>
           </w:r>
           <w:r>
             <w:rPr>
@@ -2855,7 +2855,7 @@
               <w:szCs w:val="20"/>
               <w:lang w:val="en-US"/>
             </w:rPr>
-            <w:t xml:space="preserve"> 1252</w:t>
+            <w:t xml:space="preserve"/>
           </w:r>
         </w:p>
         <w:p>
@@ -2881,7 +2881,7 @@
               <w:szCs w:val="20"/>
               <w:lang w:val="es-ES_tradnl"/>
             </w:rPr>
-            <w:t xml:space="preserve">PO Box: 769931, Abu </w:t>
+            <w:t xml:space="preserve"/>
           </w:r>
           <w:proofErr w:type="spellStart"/>
           <w:r>
@@ -2892,7 +2892,7 @@
               <w:szCs w:val="20"/>
               <w:lang w:val="es-ES_tradnl"/>
             </w:rPr>
-            <w:t>Dhabi</w:t>
+            <w:t/>
           </w:r>
           <w:proofErr w:type="spellEnd"/>
           <w:r>
@@ -2903,7 +2903,7 @@
               <w:szCs w:val="20"/>
               <w:lang w:val="es-ES_tradnl"/>
             </w:rPr>
-            <w:t>, UAE</w:t>
+            <w:t/>
           </w:r>
         </w:p>
         <w:p>
@@ -2925,7 +2925,7 @@
               <w:sz w:val="20"/>
               <w:szCs w:val="20"/>
             </w:rPr>
-            <w:t>www.viory.video</w:t>
+            <w:t/>
           </w:r>
         </w:p>
       </w:tc>
@@ -3186,13 +3186,13 @@
           <wp:extent cx="1759585" cy="719455"/>
           <wp:effectExtent l="0" t="0" r="0" b="4445"/>
           <wp:wrapNone/>
-          <wp:docPr id="1" name="officeArt object" descr="Viory_logo_mega_master_RGB_on_white.svg"/>
+          <wp:docPr id="1" name="officeArt object" descr="logo"/>
           <wp:cNvGraphicFramePr/>
           <a:graphic xmlns:a="http://schemas.openxmlformats.org/drawingml/2006/main">
             <a:graphicData uri="http://schemas.openxmlformats.org/drawingml/2006/picture">
               <pic:pic xmlns:pic="http://schemas.openxmlformats.org/drawingml/2006/picture">
                 <pic:nvPicPr>
-                  <pic:cNvPr id="1073741825" name="Viory_logo_mega_master_RGB_on_white.svg" descr="Viory_logo_mega_master_RGB_on_white.svg"/>
+                  <pic:cNvPr id="1073741825" name="logo" descr="logo"/>
                   <pic:cNvPicPr>
                     <a:picLocks noChangeAspect="1"/>
                   </pic:cNvPicPr>
